--- a/docs/contracts/standart-sozlesme.docx
+++ b/docs/contracts/standart-sozlesme.docx
@@ -1145,7 +1145,7 @@
           <w:sz w:val="20"/>
           <w:szCs w:val="20"/>
         </w:rPr>
-        <w:t xml:space="preserve">İşbu sözleşmeden doğacak uyuşmazlıklarda Erzurum Mahkemeleri ve Erzurum İcra Müdürlükleri yetkilidir.</w:t>
+        <w:t xml:space="preserve">İşbu sözleşmeden kaynaklanan veya işbu sözleşme ile bağlantılı her türlü uyuşmazlıkta, hizmet sağlayıcı şirketin merkezinin bulunduğu yer mahkemeleri ve icra müdürlükleri yetkilidir.</w:t>
       </w:r>
     </w:p>
     <w:p>
